--- a/exercises/Bài tập tổng hợp 10-15/Đề 1 -1.docx
+++ b/exercises/Bài tập tổng hợp 10-15/Đề 1 -1.docx
@@ -763,7 +763,15 @@
           <w:kern w:val="0"/>
           <w14:ligatures w14:val="none"/>
         </w:rPr>
-        <w:t xml:space="preserve"> Listen! Someone ______ the piano.</w:t>
+        <w:t xml:space="preserve"> </w:t>
+      </w:r>
+      <w:r>
+        <w:rPr>
+          <w:rFonts w:ascii="Times New Roman" w:eastAsia="Times New Roman" w:hAnsi="Times New Roman" w:cs="Times New Roman"/>
+          <w:kern w:val="0"/>
+          <w14:ligatures w14:val="none"/>
+        </w:rPr>
+        <w:t>Someone ______ the piano.</w:t>
       </w:r>
     </w:p>
     <w:p>
@@ -1619,7 +1627,23 @@
           <w:kern w:val="0"/>
           <w14:ligatures w14:val="none"/>
         </w:rPr>
-        <w:t>was reding</w:t>
+        <w:t>was re</w:t>
+      </w:r>
+      <w:r>
+        <w:rPr>
+          <w:rFonts w:ascii="Times New Roman" w:eastAsia="Times New Roman" w:hAnsi="Times New Roman" w:cs="Times New Roman"/>
+          <w:kern w:val="0"/>
+          <w14:ligatures w14:val="none"/>
+        </w:rPr>
+        <w:t>a</w:t>
+      </w:r>
+      <w:r>
+        <w:rPr>
+          <w:rFonts w:ascii="Times New Roman" w:eastAsia="Times New Roman" w:hAnsi="Times New Roman" w:cs="Times New Roman"/>
+          <w:kern w:val="0"/>
+          <w14:ligatures w14:val="none"/>
+        </w:rPr>
+        <w:t>ding</w:t>
       </w:r>
       <w:r>
         <w:rPr>
@@ -2460,7 +2484,24 @@
           <w:kern w:val="0"/>
           <w14:ligatures w14:val="none"/>
         </w:rPr>
-        <w:t>We (are studying / study) English at the moment.</w:t>
+        <w:t>We (</w:t>
+      </w:r>
+      <w:r>
+        <w:rPr>
+          <w:rFonts w:ascii="Times New Roman" w:eastAsia="Times New Roman" w:hAnsi="Times New Roman" w:cs="Times New Roman"/>
+          <w:color w:val="EE0000"/>
+          <w:kern w:val="0"/>
+          <w14:ligatures w14:val="none"/>
+        </w:rPr>
+        <w:t xml:space="preserve">are studying </w:t>
+      </w:r>
+      <w:r>
+        <w:rPr>
+          <w:rFonts w:ascii="Times New Roman" w:eastAsia="Times New Roman" w:hAnsi="Times New Roman" w:cs="Times New Roman"/>
+          <w:kern w:val="0"/>
+          <w14:ligatures w14:val="none"/>
+        </w:rPr>
+        <w:t>/ study) English at the moment.</w:t>
       </w:r>
     </w:p>
     <w:p>
@@ -2583,7 +2624,7 @@
           <w:kern w:val="0"/>
           <w14:ligatures w14:val="none"/>
         </w:rPr>
-        <w:t>She doesn’t plays tennis every Sunday.</w:t>
+        <w:t>She doesn’t play tennis every Sunday.</w:t>
       </w:r>
       <w:r>
         <w:rPr>
@@ -3584,7 +3625,23 @@
           <w:kern w:val="0"/>
           <w14:ligatures w14:val="none"/>
         </w:rPr>
-        <w:t>Are they study English?</w:t>
+        <w:t>Are they study</w:t>
+      </w:r>
+      <w:r>
+        <w:rPr>
+          <w:rFonts w:ascii="Times New Roman" w:eastAsia="Times New Roman" w:hAnsi="Times New Roman" w:cs="Times New Roman"/>
+          <w:kern w:val="0"/>
+          <w14:ligatures w14:val="none"/>
+        </w:rPr>
+        <w:t>ing</w:t>
+      </w:r>
+      <w:r>
+        <w:rPr>
+          <w:rFonts w:ascii="Times New Roman" w:eastAsia="Times New Roman" w:hAnsi="Times New Roman" w:cs="Times New Roman"/>
+          <w:kern w:val="0"/>
+          <w14:ligatures w14:val="none"/>
+        </w:rPr>
+        <w:t xml:space="preserve"> English?</w:t>
       </w:r>
       <w:r>
         <w:rPr>
@@ -5042,7 +5099,23 @@
           <w:kern w:val="0"/>
           <w14:ligatures w14:val="none"/>
         </w:rPr>
-        <w:t>Did she wath that movie?</w:t>
+        <w:t>Did she wa</w:t>
+      </w:r>
+      <w:r>
+        <w:rPr>
+          <w:rFonts w:ascii="Times New Roman" w:eastAsia="Times New Roman" w:hAnsi="Times New Roman" w:cs="Times New Roman"/>
+          <w:kern w:val="0"/>
+          <w14:ligatures w14:val="none"/>
+        </w:rPr>
+        <w:t>tch</w:t>
+      </w:r>
+      <w:r>
+        <w:rPr>
+          <w:rFonts w:ascii="Times New Roman" w:eastAsia="Times New Roman" w:hAnsi="Times New Roman" w:cs="Times New Roman"/>
+          <w:kern w:val="0"/>
+          <w14:ligatures w14:val="none"/>
+        </w:rPr>
+        <w:t xml:space="preserve"> that movie?</w:t>
       </w:r>
       <w:r>
         <w:rPr>
@@ -5777,7 +5850,7 @@
         </w:rPr>
         <w:lastRenderedPageBreak/>
         <w:pict w14:anchorId="15543A43">
-          <v:rect id="_x0000_i1087" style="width:0;height:1.5pt" o:hralign="center" o:hrstd="t" o:hr="t" fillcolor="#a0a0a0" stroked="f"/>
+          <v:rect id="_x0000_i1077" style="width:0;height:1.5pt" o:hralign="center" o:hrstd="t" o:hr="t" fillcolor="#a0a0a0" stroked="f"/>
         </w:pict>
       </w:r>
     </w:p>
@@ -6075,7 +6148,7 @@
           <w14:ligatures w14:val="none"/>
         </w:rPr>
         <w:pict w14:anchorId="41B9B226">
-          <v:rect id="_x0000_i1126" style="width:0;height:1.5pt" o:hralign="center" o:hrstd="t" o:hr="t" fillcolor="#a0a0a0" stroked="f"/>
+          <v:rect id="_x0000_i1078" style="width:0;height:1.5pt" o:hralign="center" o:hrstd="t" o:hr="t" fillcolor="#a0a0a0" stroked="f"/>
         </w:pict>
       </w:r>
     </w:p>
@@ -6341,7 +6414,7 @@
           <w14:ligatures w14:val="none"/>
         </w:rPr>
         <w:pict w14:anchorId="58282754">
-          <v:rect id="_x0000_i1134" style="width:0;height:1.5pt" o:hralign="center" o:hrstd="t" o:hr="t" fillcolor="#a0a0a0" stroked="f"/>
+          <v:rect id="_x0000_i1079" style="width:0;height:1.5pt" o:hralign="center" o:hrstd="t" o:hr="t" fillcolor="#a0a0a0" stroked="f"/>
         </w:pict>
       </w:r>
     </w:p>
@@ -6388,7 +6461,7 @@
           <w14:ligatures w14:val="none"/>
         </w:rPr>
         <w:pict w14:anchorId="1779B848">
-          <v:rect id="_x0000_i1100" style="width:0;height:1.5pt" o:hralign="center" o:hrstd="t" o:hr="t" fillcolor="#a0a0a0" stroked="f"/>
+          <v:rect id="_x0000_i1080" style="width:0;height:1.5pt" o:hralign="center" o:hrstd="t" o:hr="t" fillcolor="#a0a0a0" stroked="f"/>
         </w:pict>
       </w:r>
     </w:p>
@@ -6755,7 +6828,7 @@
           <w14:ligatures w14:val="none"/>
         </w:rPr>
         <w:pict w14:anchorId="339F51D0">
-          <v:rect id="_x0000_i1101" style="width:0;height:1.5pt" o:hralign="center" o:hrstd="t" o:hr="t" fillcolor="#a0a0a0" stroked="f"/>
+          <v:rect id="_x0000_i1081" style="width:0;height:1.5pt" o:hralign="center" o:hrstd="t" o:hr="t" fillcolor="#a0a0a0" stroked="f"/>
         </w:pict>
       </w:r>
     </w:p>
@@ -7022,7 +7095,7 @@
           <w14:ligatures w14:val="none"/>
         </w:rPr>
         <w:pict w14:anchorId="02126020">
-          <v:rect id="_x0000_i1102" style="width:0;height:1.5pt" o:hralign="center" o:hrstd="t" o:hr="t" fillcolor="#a0a0a0" stroked="f"/>
+          <v:rect id="_x0000_i1082" style="width:0;height:1.5pt" o:hralign="center" o:hrstd="t" o:hr="t" fillcolor="#a0a0a0" stroked="f"/>
         </w:pict>
       </w:r>
     </w:p>
@@ -7310,7 +7383,7 @@
           <w14:ligatures w14:val="none"/>
         </w:rPr>
         <w:pict w14:anchorId="15FE4AA6">
-          <v:rect id="_x0000_i1103" style="width:0;height:1.5pt" o:hralign="center" o:hrstd="t" o:hr="t" fillcolor="#a0a0a0" stroked="f"/>
+          <v:rect id="_x0000_i1083" style="width:0;height:1.5pt" o:hralign="center" o:hrstd="t" o:hr="t" fillcolor="#a0a0a0" stroked="f"/>
         </w:pict>
       </w:r>
     </w:p>
@@ -7757,7 +7830,7 @@
           <w14:ligatures w14:val="none"/>
         </w:rPr>
         <w:pict w14:anchorId="57827D6D">
-          <v:rect id="_x0000_i1104" style="width:0;height:1.5pt" o:hralign="center" o:hrstd="t" o:hr="t" fillcolor="#a0a0a0" stroked="f"/>
+          <v:rect id="_x0000_i1084" style="width:0;height:1.5pt" o:hralign="center" o:hrstd="t" o:hr="t" fillcolor="#a0a0a0" stroked="f"/>
         </w:pict>
       </w:r>
     </w:p>
@@ -8125,7 +8198,7 @@
         </w:rPr>
         <w:lastRenderedPageBreak/>
         <w:pict w14:anchorId="44129524">
-          <v:rect id="_x0000_i1105" style="width:0;height:1.5pt" o:hralign="center" o:hrstd="t" o:hr="t" fillcolor="#a0a0a0" stroked="f"/>
+          <v:rect id="_x0000_i1085" style="width:0;height:1.5pt" o:hralign="center" o:hrstd="t" o:hr="t" fillcolor="#a0a0a0" stroked="f"/>
         </w:pict>
       </w:r>
     </w:p>
@@ -8564,7 +8637,7 @@
           <w14:ligatures w14:val="none"/>
         </w:rPr>
         <w:pict w14:anchorId="17F0580D">
-          <v:rect id="_x0000_i1106" style="width:0;height:1.5pt" o:hralign="center" o:hrstd="t" o:hr="t" fillcolor="#a0a0a0" stroked="f"/>
+          <v:rect id="_x0000_i1086" style="width:0;height:1.5pt" o:hralign="center" o:hrstd="t" o:hr="t" fillcolor="#a0a0a0" stroked="f"/>
         </w:pict>
       </w:r>
     </w:p>
@@ -8891,7 +8964,7 @@
           <w14:ligatures w14:val="none"/>
         </w:rPr>
         <w:pict w14:anchorId="7A6EB99E">
-          <v:rect id="_x0000_i1107" style="width:0;height:1.5pt" o:hralign="center" o:hrstd="t" o:hr="t" fillcolor="#a0a0a0" stroked="f"/>
+          <v:rect id="_x0000_i1087" style="width:0;height:1.5pt" o:hralign="center" o:hrstd="t" o:hr="t" fillcolor="#a0a0a0" stroked="f"/>
         </w:pict>
       </w:r>
     </w:p>
@@ -9085,7 +9158,7 @@
           <w14:ligatures w14:val="none"/>
         </w:rPr>
         <w:pict w14:anchorId="04D3ECDF">
-          <v:rect id="_x0000_i1108" style="width:0;height:1.5pt" o:hralign="center" o:hrstd="t" o:hr="t" fillcolor="#a0a0a0" stroked="f"/>
+          <v:rect id="_x0000_i1088" style="width:0;height:1.5pt" o:hralign="center" o:hrstd="t" o:hr="t" fillcolor="#a0a0a0" stroked="f"/>
         </w:pict>
       </w:r>
     </w:p>
@@ -9253,7 +9326,7 @@
           <w14:ligatures w14:val="none"/>
         </w:rPr>
         <w:pict w14:anchorId="5132CDE6">
-          <v:rect id="_x0000_i1109" style="width:0;height:1.5pt" o:hralign="center" o:hrstd="t" o:hr="t" fillcolor="#a0a0a0" stroked="f"/>
+          <v:rect id="_x0000_i1089" style="width:0;height:1.5pt" o:hralign="center" o:hrstd="t" o:hr="t" fillcolor="#a0a0a0" stroked="f"/>
         </w:pict>
       </w:r>
     </w:p>
